--- a/jmeter profiles/peak testing/Peak test.docx
+++ b/jmeter profiles/peak testing/Peak test.docx
@@ -23,12 +23,12 @@
           <wp:inline distB="114300" distT="114300" distL="114300" distR="114300">
             <wp:extent cx="5731200" cy="3136900"/>
             <wp:effectExtent b="0" l="0" r="0" t="0"/>
-            <wp:docPr id="2" name="image2.png"/>
+            <wp:docPr id="2" name="image4.png"/>
             <a:graphic>
               <a:graphicData uri="http://schemas.openxmlformats.org/drawingml/2006/picture">
                 <pic:pic>
                   <pic:nvPicPr>
-                    <pic:cNvPr id="0" name="image2.png"/>
+                    <pic:cNvPr id="0" name="image4.png"/>
                     <pic:cNvPicPr preferRelativeResize="0"/>
                   </pic:nvPicPr>
                   <pic:blipFill>
@@ -89,12 +89,12 @@
           <wp:inline distB="114300" distT="114300" distL="114300" distR="114300">
             <wp:extent cx="5731200" cy="3911600"/>
             <wp:effectExtent b="0" l="0" r="0" t="0"/>
-            <wp:docPr id="4" name="image3.png"/>
+            <wp:docPr id="4" name="image1.png"/>
             <a:graphic>
               <a:graphicData uri="http://schemas.openxmlformats.org/drawingml/2006/picture">
                 <pic:pic>
                   <pic:nvPicPr>
-                    <pic:cNvPr id="0" name="image3.png"/>
+                    <pic:cNvPr id="0" name="image1.png"/>
                     <pic:cNvPicPr preferRelativeResize="0"/>
                   </pic:nvPicPr>
                   <pic:blipFill>
@@ -144,12 +144,12 @@
           <wp:inline distB="114300" distT="114300" distL="114300" distR="114300">
             <wp:extent cx="5731200" cy="3911600"/>
             <wp:effectExtent b="0" l="0" r="0" t="0"/>
-            <wp:docPr id="1" name="image4.png"/>
+            <wp:docPr id="1" name="image2.png"/>
             <a:graphic>
               <a:graphicData uri="http://schemas.openxmlformats.org/drawingml/2006/picture">
                 <pic:pic>
                   <pic:nvPicPr>
-                    <pic:cNvPr id="0" name="image4.png"/>
+                    <pic:cNvPr id="0" name="image2.png"/>
                     <pic:cNvPicPr preferRelativeResize="0"/>
                   </pic:nvPicPr>
                   <pic:blipFill>
@@ -199,12 +199,12 @@
           <wp:inline distB="114300" distT="114300" distL="114300" distR="114300">
             <wp:extent cx="5731200" cy="3911600"/>
             <wp:effectExtent b="0" l="0" r="0" t="0"/>
-            <wp:docPr id="3" name="image1.png"/>
+            <wp:docPr id="3" name="image3.png"/>
             <a:graphic>
               <a:graphicData uri="http://schemas.openxmlformats.org/drawingml/2006/picture">
                 <pic:pic>
                   <pic:nvPicPr>
-                    <pic:cNvPr id="0" name="image1.png"/>
+                    <pic:cNvPr id="0" name="image3.png"/>
                     <pic:cNvPicPr preferRelativeResize="0"/>
                   </pic:nvPicPr>
                   <pic:blipFill>
@@ -243,6 +243,16 @@
           <w:rtl w:val="0"/>
         </w:rPr>
         <w:t xml:space="preserve">При короткотривалих навантаженнях система веде себе більш стабільно, нижчі показники затримки (90% line) та відсоток помилок, але все одно проблемність запитів “Get all heros” та “Get hero by id” - очевидна (по тим самим критеріям і процентному співвідношенні до загальної величини total). Точка деградації навантаження, схоже, знаходиться десь в районі 1500 - 2000 потоків, судячи з графіку Response Time over Times.  </w:t>
+      </w:r>
+    </w:p>
+    <w:p>
+      <w:pPr>
+        <w:rPr/>
+      </w:pPr>
+      <w:r>
+        <w:rPr>
+          <w:rtl w:val="0"/>
+        </w:rPr>
       </w:r>
     </w:p>
     <w:sectPr>
